--- a/cpu_on_board/book/An Introduce to CPU Design.docx
+++ b/cpu_on_board/book/An Introduce to CPU Design.docx
@@ -38,6 +38,11 @@
       </w:r>
     </w:p>
     <w:p>
+      <w:pPr>
+        <w:rPr>
+          <w:rFonts w:hint="eastAsia"/>
+        </w:rPr>
+      </w:pPr>
       <w:r>
         <w:rPr>
           <w:rFonts w:hint="eastAsia"/>
@@ -115,6 +120,33 @@
           <w:rFonts w:hint="eastAsia"/>
         </w:rPr>
         <w:t>封面：水墨梅花，大量留白。意蕴着梅花香自苦寒来，以及简单宁静以致远。</w:t>
+      </w:r>
+      <w:r>
+        <w:br/>
+      </w:r>
+      <w:r>
+        <w:rPr>
+          <w:rFonts w:hint="eastAsia"/>
+        </w:rPr>
+        <w:t>芯片代号：实践</w:t>
+      </w:r>
+      <w:r>
+        <w:rPr>
+          <w:rFonts w:hint="eastAsia"/>
+        </w:rPr>
+        <w:t>2</w:t>
+      </w:r>
+      <w:r>
+        <w:t>026</w:t>
+      </w:r>
+      <w:r>
+        <w:rPr>
+          <w:rFonts w:hint="eastAsia"/>
+        </w:rPr>
+        <w:t>/</w:t>
+      </w:r>
+      <w:r>
+        <w:t>Practice2026</w:t>
       </w:r>
     </w:p>
     <w:p/>
@@ -123,7 +155,11 @@
     <w:p/>
     <w:p/>
     <w:p/>
-    <w:p/>
+    <w:p>
+      <w:r>
+        <w:t>Ima/bus/uart/sd/sdram/mmu/tlb/cache/plic/clint</w:t>
+      </w:r>
+    </w:p>
     <w:p/>
     <w:p>
       <w:pPr>
